--- a/Files/04 - Bamidbar/06 - Chukas/5784/Chukas (1)/Chukas 5784 (1).docx
+++ b/Files/04 - Bamidbar/06 - Chukas/5784/Chukas (1)/Chukas 5784 (1).docx
@@ -956,19 +956,19 @@
         <w:rPr>
           <w:rFonts w:ascii="Times New Roman" w:hAnsi="Times New Roman" w:cs="Times New Roman"/>
         </w:rPr>
-        <w:t>, all they could possibly say when they</w:t>
-      </w:r>
-      <w:r>
-        <w:rPr>
-          <w:rFonts w:ascii="Times New Roman" w:hAnsi="Times New Roman" w:cs="Times New Roman"/>
-        </w:rPr>
-        <w:t>’</w:t>
-      </w:r>
-      <w:r>
-        <w:rPr>
-          <w:rFonts w:ascii="Times New Roman" w:hAnsi="Times New Roman" w:cs="Times New Roman"/>
-        </w:rPr>
-        <w:t xml:space="preserve">re doing it is that they have in mind to invest in them the </w:t>
+        <w:t>, they</w:t>
+      </w:r>
+      <w:r>
+        <w:rPr>
+          <w:rFonts w:ascii="Times New Roman" w:hAnsi="Times New Roman" w:cs="Times New Roman"/>
+        </w:rPr>
+        <w:t xml:space="preserve"> had to</w:t>
+      </w:r>
+      <w:r>
+        <w:rPr>
+          <w:rFonts w:ascii="Times New Roman" w:hAnsi="Times New Roman" w:cs="Times New Roman"/>
+        </w:rPr>
+        <w:t xml:space="preserve"> have in mind the </w:t>
       </w:r>
       <w:r>
         <w:rPr>
@@ -2511,26 +2511,26 @@
         <w:rPr>
           <w:rFonts w:ascii="Times New Roman" w:hAnsi="Times New Roman" w:cs="Times New Roman"/>
         </w:rPr>
-        <w:t xml:space="preserve">s unity would nullify their very </w:t>
+        <w:t>s unity would nullify their very existen</w:t>
+      </w:r>
+      <w:r>
+        <w:rPr>
+          <w:rFonts w:ascii="Times New Roman" w:hAnsi="Times New Roman" w:cs="Times New Roman"/>
+        </w:rPr>
+        <w:t xml:space="preserve">ce. </w:t>
+      </w:r>
+      <w:r>
+        <w:rPr>
+          <w:rFonts w:ascii="Times New Roman" w:hAnsi="Times New Roman" w:cs="Times New Roman"/>
+        </w:rPr>
+        <w:t xml:space="preserve">This spiritual reality was reflected down below. The leaders of each nation refused to take in </w:t>
       </w:r>
       <w:r>
         <w:rPr>
           <w:rFonts w:ascii="Times New Roman" w:hAnsi="Times New Roman" w:cs="Times New Roman"/>
         </w:rPr>
         <w:lastRenderedPageBreak/>
-        <w:t>existen</w:t>
-      </w:r>
-      <w:r>
-        <w:rPr>
-          <w:rFonts w:ascii="Times New Roman" w:hAnsi="Times New Roman" w:cs="Times New Roman"/>
-        </w:rPr>
-        <w:t xml:space="preserve">ce. </w:t>
-      </w:r>
-      <w:r>
-        <w:rPr>
-          <w:rFonts w:ascii="Times New Roman" w:hAnsi="Times New Roman" w:cs="Times New Roman"/>
-        </w:rPr>
-        <w:t xml:space="preserve">This spiritual reality was reflected down below. The leaders of each nation refused to take in the Jews. There was only one </w:t>
+        <w:t xml:space="preserve">the Jews. There was only one </w:t>
       </w:r>
       <w:r>
         <w:rPr>
@@ -3702,7 +3702,19 @@
         <w:rPr>
           <w:rFonts w:ascii="Times New Roman" w:hAnsi="Times New Roman" w:cs="Times New Roman"/>
         </w:rPr>
-        <w:t>Rabbi Oelbuam told me</w:t>
+        <w:t>Rabbi Oelb</w:t>
+      </w:r>
+      <w:r>
+        <w:rPr>
+          <w:rFonts w:ascii="Times New Roman" w:hAnsi="Times New Roman" w:cs="Times New Roman"/>
+        </w:rPr>
+        <w:t>au</w:t>
+      </w:r>
+      <w:r>
+        <w:rPr>
+          <w:rFonts w:ascii="Times New Roman" w:hAnsi="Times New Roman" w:cs="Times New Roman"/>
+        </w:rPr>
+        <w:t>m told me</w:t>
       </w:r>
       <w:r>
         <w:rPr>

--- a/Files/04 - Bamidbar/06 - Chukas/5784/Chukas (1)/Chukas 5784 (1).docx
+++ b/Files/04 - Bamidbar/06 - Chukas/5784/Chukas (1)/Chukas 5784 (1).docx
@@ -770,7 +770,7 @@
           <w:rFonts w:ascii="Times New Roman" w:hAnsi="Times New Roman" w:cs="Times New Roman"/>
           <w:rtl/>
         </w:rPr>
-        <w:t>״</w:t>
+        <w:t>"</w:t>
       </w:r>
       <w:r>
         <w:rPr>
@@ -956,19 +956,19 @@
         <w:rPr>
           <w:rFonts w:ascii="Times New Roman" w:hAnsi="Times New Roman" w:cs="Times New Roman"/>
         </w:rPr>
-        <w:t>, all they could possibly say when they</w:t>
-      </w:r>
-      <w:r>
-        <w:rPr>
-          <w:rFonts w:ascii="Times New Roman" w:hAnsi="Times New Roman" w:cs="Times New Roman"/>
-        </w:rPr>
-        <w:t>’</w:t>
-      </w:r>
-      <w:r>
-        <w:rPr>
-          <w:rFonts w:ascii="Times New Roman" w:hAnsi="Times New Roman" w:cs="Times New Roman"/>
-        </w:rPr>
-        <w:t xml:space="preserve">re doing it is that they have in mind to invest in them the </w:t>
+        <w:t>, they</w:t>
+      </w:r>
+      <w:r>
+        <w:rPr>
+          <w:rFonts w:ascii="Times New Roman" w:hAnsi="Times New Roman" w:cs="Times New Roman"/>
+        </w:rPr>
+        <w:t xml:space="preserve"> had to</w:t>
+      </w:r>
+      <w:r>
+        <w:rPr>
+          <w:rFonts w:ascii="Times New Roman" w:hAnsi="Times New Roman" w:cs="Times New Roman"/>
+        </w:rPr>
+        <w:t xml:space="preserve"> have in mind the </w:t>
       </w:r>
       <w:r>
         <w:rPr>
@@ -1264,7 +1264,7 @@
         <w:rPr>
           <w:rFonts w:ascii="Times New Roman" w:hAnsi="Times New Roman" w:cs="Times New Roman"/>
         </w:rPr>
-        <w:t xml:space="preserve">, who was the founder of </w:t>
+        <w:t>, who was the founder of</w:t>
       </w:r>
       <w:r>
         <w:rPr>
@@ -1278,7 +1278,7 @@
           <w:rFonts w:ascii="Times New Roman" w:hAnsi="Times New Roman" w:cs="Times New Roman"/>
           <w:rtl/>
         </w:rPr>
-        <w:t>״</w:t>
+        <w:t>"</w:t>
       </w:r>
       <w:r>
         <w:rPr>
@@ -1596,7 +1596,7 @@
         <w:rPr>
           <w:rFonts w:ascii="Times New Roman" w:hAnsi="Times New Roman" w:cs="Times New Roman"/>
         </w:rPr>
-        <w:t xml:space="preserve"> the </w:t>
+        <w:t xml:space="preserve"> the</w:t>
       </w:r>
       <w:r>
         <w:rPr>
@@ -1740,7 +1740,7 @@
         <w:rPr>
           <w:rFonts w:ascii="Times New Roman" w:hAnsi="Times New Roman" w:cs="Times New Roman"/>
         </w:rPr>
-        <w:t xml:space="preserve"> The </w:t>
+        <w:t xml:space="preserve"> The</w:t>
       </w:r>
       <w:r>
         <w:rPr>
@@ -1940,7 +1940,7 @@
         <w:rPr>
           <w:rFonts w:ascii="Times New Roman" w:hAnsi="Times New Roman" w:cs="Times New Roman"/>
         </w:rPr>
-        <w:t xml:space="preserve"> remained unconvinced. The </w:t>
+        <w:t xml:space="preserve"> remained unconvinced. The</w:t>
       </w:r>
       <w:r>
         <w:rPr>
@@ -2155,7 +2155,7 @@
         <w:rPr>
           <w:rFonts w:ascii="Times New Roman" w:hAnsi="Times New Roman" w:cs="Times New Roman"/>
         </w:rPr>
-        <w:t xml:space="preserve"> the </w:t>
+        <w:t xml:space="preserve"> the</w:t>
       </w:r>
       <w:r>
         <w:rPr>
@@ -2511,26 +2511,26 @@
         <w:rPr>
           <w:rFonts w:ascii="Times New Roman" w:hAnsi="Times New Roman" w:cs="Times New Roman"/>
         </w:rPr>
-        <w:t xml:space="preserve">s unity would nullify their very </w:t>
+        <w:t>s unity would nullify their very existen</w:t>
+      </w:r>
+      <w:r>
+        <w:rPr>
+          <w:rFonts w:ascii="Times New Roman" w:hAnsi="Times New Roman" w:cs="Times New Roman"/>
+        </w:rPr>
+        <w:t xml:space="preserve">ce. </w:t>
+      </w:r>
+      <w:r>
+        <w:rPr>
+          <w:rFonts w:ascii="Times New Roman" w:hAnsi="Times New Roman" w:cs="Times New Roman"/>
+        </w:rPr>
+        <w:t xml:space="preserve">This spiritual reality was reflected down below. The leaders of each nation refused to take in </w:t>
       </w:r>
       <w:r>
         <w:rPr>
           <w:rFonts w:ascii="Times New Roman" w:hAnsi="Times New Roman" w:cs="Times New Roman"/>
         </w:rPr>
         <w:lastRenderedPageBreak/>
-        <w:t>existen</w:t>
-      </w:r>
-      <w:r>
-        <w:rPr>
-          <w:rFonts w:ascii="Times New Roman" w:hAnsi="Times New Roman" w:cs="Times New Roman"/>
-        </w:rPr>
-        <w:t xml:space="preserve">ce. </w:t>
-      </w:r>
-      <w:r>
-        <w:rPr>
-          <w:rFonts w:ascii="Times New Roman" w:hAnsi="Times New Roman" w:cs="Times New Roman"/>
-        </w:rPr>
-        <w:t xml:space="preserve">This spiritual reality was reflected down below. The leaders of each nation refused to take in the Jews. There was only one </w:t>
+        <w:t xml:space="preserve">the Jews. There was only one </w:t>
       </w:r>
       <w:r>
         <w:rPr>
@@ -3309,7 +3309,13 @@
         <w:rPr>
           <w:rFonts w:ascii="Times New Roman" w:hAnsi="Times New Roman" w:cs="Times New Roman"/>
         </w:rPr>
-        <w:t>Oelbuam</w:t>
+        <w:t>Oelbau</w:t>
+      </w:r>
+      <w:r>
+        <w:rPr>
+          <w:rFonts w:ascii="Times New Roman" w:hAnsi="Times New Roman" w:cs="Times New Roman"/>
+        </w:rPr>
+        <w:t>m</w:t>
       </w:r>
       <w:r>
         <w:rPr>
@@ -3702,7 +3708,19 @@
         <w:rPr>
           <w:rFonts w:ascii="Times New Roman" w:hAnsi="Times New Roman" w:cs="Times New Roman"/>
         </w:rPr>
-        <w:t>Rabbi Oelbuam told me</w:t>
+        <w:t>Rabbi Oelb</w:t>
+      </w:r>
+      <w:r>
+        <w:rPr>
+          <w:rFonts w:ascii="Times New Roman" w:hAnsi="Times New Roman" w:cs="Times New Roman"/>
+        </w:rPr>
+        <w:t>au</w:t>
+      </w:r>
+      <w:r>
+        <w:rPr>
+          <w:rFonts w:ascii="Times New Roman" w:hAnsi="Times New Roman" w:cs="Times New Roman"/>
+        </w:rPr>
+        <w:t>m told me</w:t>
       </w:r>
       <w:r>
         <w:rPr>
@@ -3802,7 +3820,7 @@
         <w:rPr>
           <w:rFonts w:ascii="Times New Roman" w:hAnsi="Times New Roman" w:cs="Times New Roman"/>
         </w:rPr>
-        <w:t xml:space="preserve"> of the </w:t>
+        <w:t xml:space="preserve"> of the</w:t>
       </w:r>
       <w:r>
         <w:rPr>
@@ -4349,7 +4367,7 @@
         <w:rPr>
           <w:rFonts w:ascii="Times New Roman" w:hAnsi="Times New Roman" w:cs="Times New Roman"/>
         </w:rPr>
-        <w:t xml:space="preserve"> in exactly the same way as the </w:t>
+        <w:t xml:space="preserve"> in exactly the same way as the</w:t>
       </w:r>
       <w:r>
         <w:rPr>

--- a/Files/04 - Bamidbar/06 - Chukas/5784/Chukas (1)/Chukas 5784 (1).docx
+++ b/Files/04 - Bamidbar/06 - Chukas/5784/Chukas (1)/Chukas 5784 (1).docx
@@ -770,7 +770,7 @@
           <w:rFonts w:ascii="Times New Roman" w:hAnsi="Times New Roman" w:cs="Times New Roman"/>
           <w:rtl/>
         </w:rPr>
-        <w:t>״</w:t>
+        <w:t>"</w:t>
       </w:r>
       <w:r>
         <w:rPr>
@@ -1264,7 +1264,7 @@
         <w:rPr>
           <w:rFonts w:ascii="Times New Roman" w:hAnsi="Times New Roman" w:cs="Times New Roman"/>
         </w:rPr>
-        <w:t xml:space="preserve">, who was the founder of </w:t>
+        <w:t>, who was the founder of</w:t>
       </w:r>
       <w:r>
         <w:rPr>
@@ -1278,7 +1278,7 @@
           <w:rFonts w:ascii="Times New Roman" w:hAnsi="Times New Roman" w:cs="Times New Roman"/>
           <w:rtl/>
         </w:rPr>
-        <w:t>״</w:t>
+        <w:t>"</w:t>
       </w:r>
       <w:r>
         <w:rPr>
@@ -1596,7 +1596,7 @@
         <w:rPr>
           <w:rFonts w:ascii="Times New Roman" w:hAnsi="Times New Roman" w:cs="Times New Roman"/>
         </w:rPr>
-        <w:t xml:space="preserve"> the </w:t>
+        <w:t xml:space="preserve"> the</w:t>
       </w:r>
       <w:r>
         <w:rPr>
@@ -1740,7 +1740,7 @@
         <w:rPr>
           <w:rFonts w:ascii="Times New Roman" w:hAnsi="Times New Roman" w:cs="Times New Roman"/>
         </w:rPr>
-        <w:t xml:space="preserve"> The </w:t>
+        <w:t xml:space="preserve"> The</w:t>
       </w:r>
       <w:r>
         <w:rPr>
@@ -1940,7 +1940,7 @@
         <w:rPr>
           <w:rFonts w:ascii="Times New Roman" w:hAnsi="Times New Roman" w:cs="Times New Roman"/>
         </w:rPr>
-        <w:t xml:space="preserve"> remained unconvinced. The </w:t>
+        <w:t xml:space="preserve"> remained unconvinced. The</w:t>
       </w:r>
       <w:r>
         <w:rPr>
@@ -2155,7 +2155,7 @@
         <w:rPr>
           <w:rFonts w:ascii="Times New Roman" w:hAnsi="Times New Roman" w:cs="Times New Roman"/>
         </w:rPr>
-        <w:t xml:space="preserve"> the </w:t>
+        <w:t xml:space="preserve"> the</w:t>
       </w:r>
       <w:r>
         <w:rPr>
@@ -3309,7 +3309,13 @@
         <w:rPr>
           <w:rFonts w:ascii="Times New Roman" w:hAnsi="Times New Roman" w:cs="Times New Roman"/>
         </w:rPr>
-        <w:t>Oelbuam</w:t>
+        <w:t>Oelbau</w:t>
+      </w:r>
+      <w:r>
+        <w:rPr>
+          <w:rFonts w:ascii="Times New Roman" w:hAnsi="Times New Roman" w:cs="Times New Roman"/>
+        </w:rPr>
+        <w:t>m</w:t>
       </w:r>
       <w:r>
         <w:rPr>
@@ -3814,7 +3820,7 @@
         <w:rPr>
           <w:rFonts w:ascii="Times New Roman" w:hAnsi="Times New Roman" w:cs="Times New Roman"/>
         </w:rPr>
-        <w:t xml:space="preserve"> of the </w:t>
+        <w:t xml:space="preserve"> of the</w:t>
       </w:r>
       <w:r>
         <w:rPr>
@@ -4361,7 +4367,7 @@
         <w:rPr>
           <w:rFonts w:ascii="Times New Roman" w:hAnsi="Times New Roman" w:cs="Times New Roman"/>
         </w:rPr>
-        <w:t xml:space="preserve"> in exactly the same way as the </w:t>
+        <w:t xml:space="preserve"> in exactly the same way as the</w:t>
       </w:r>
       <w:r>
         <w:rPr>

--- a/Files/04 - Bamidbar/06 - Chukas/5784/Chukas (1)/Chukas 5784 (1).docx
+++ b/Files/04 - Bamidbar/06 - Chukas/5784/Chukas (1)/Chukas 5784 (1).docx
@@ -968,7 +968,19 @@
         <w:rPr>
           <w:rFonts w:ascii="Times New Roman" w:hAnsi="Times New Roman" w:cs="Times New Roman"/>
         </w:rPr>
-        <w:t xml:space="preserve"> have in mind the </w:t>
+        <w:t xml:space="preserve"> have in mind</w:t>
+      </w:r>
+      <w:r>
+        <w:rPr>
+          <w:rFonts w:ascii="Times New Roman" w:hAnsi="Times New Roman" w:cs="Times New Roman"/>
+        </w:rPr>
+        <w:t xml:space="preserve"> that</w:t>
+      </w:r>
+      <w:r>
+        <w:rPr>
+          <w:rFonts w:ascii="Times New Roman" w:hAnsi="Times New Roman" w:cs="Times New Roman"/>
+        </w:rPr>
+        <w:t xml:space="preserve"> the </w:t>
       </w:r>
       <w:r>
         <w:rPr>
@@ -1003,6 +1015,12 @@
           <w:rtl/>
         </w:rPr>
         <w:t>אדומה</w:t>
+      </w:r>
+      <w:r>
+        <w:rPr>
+          <w:rFonts w:ascii="Times New Roman" w:hAnsi="Times New Roman" w:cs="Times New Roman"/>
+        </w:rPr>
+        <w:t xml:space="preserve"> be included in them as well</w:t>
       </w:r>
       <w:r>
         <w:rPr>
@@ -1185,7 +1203,7 @@
         <w:rPr>
           <w:rFonts w:ascii="Times New Roman" w:hAnsi="Times New Roman" w:cs="Times New Roman"/>
         </w:rPr>
-        <w:t xml:space="preserve">During the time of the </w:t>
+        <w:t>During the time of the</w:t>
       </w:r>
       <w:r>
         <w:rPr>
@@ -1264,7 +1282,7 @@
         <w:rPr>
           <w:rFonts w:ascii="Times New Roman" w:hAnsi="Times New Roman" w:cs="Times New Roman"/>
         </w:rPr>
-        <w:t>, who was the founder of</w:t>
+        <w:t>, the founder of</w:t>
       </w:r>
       <w:r>
         <w:rPr>
@@ -1291,6 +1309,12 @@
         <w:rPr>
           <w:rFonts w:ascii="Times New Roman" w:hAnsi="Times New Roman" w:cs="Times New Roman"/>
           <w:rtl/>
+        </w:rPr>
+        <w:t xml:space="preserve"> </w:t>
+      </w:r>
+      <w:r>
+        <w:rPr>
+          <w:rFonts w:ascii="Times New Roman" w:hAnsi="Times New Roman" w:cs="Times New Roman"/>
         </w:rPr>
         <w:t xml:space="preserve"> </w:t>
       </w:r>

--- a/Files/04 - Bamidbar/06 - Chukas/5784/Chukas (1)/Chukas 5784 (1).docx
+++ b/Files/04 - Bamidbar/06 - Chukas/5784/Chukas (1)/Chukas 5784 (1).docx
@@ -770,7 +770,7 @@
           <w:rFonts w:ascii="Times New Roman" w:hAnsi="Times New Roman" w:cs="Times New Roman"/>
           <w:rtl/>
         </w:rPr>
-        <w:t>"</w:t>
+        <w:t>״</w:t>
       </w:r>
       <w:r>
         <w:rPr>
@@ -1203,7 +1203,7 @@
         <w:rPr>
           <w:rFonts w:ascii="Times New Roman" w:hAnsi="Times New Roman" w:cs="Times New Roman"/>
         </w:rPr>
-        <w:t>During the time of the</w:t>
+        <w:t xml:space="preserve">During the time of the </w:t>
       </w:r>
       <w:r>
         <w:rPr>
@@ -1282,7 +1282,7 @@
         <w:rPr>
           <w:rFonts w:ascii="Times New Roman" w:hAnsi="Times New Roman" w:cs="Times New Roman"/>
         </w:rPr>
-        <w:t>, the founder of</w:t>
+        <w:t xml:space="preserve">, the founder of </w:t>
       </w:r>
       <w:r>
         <w:rPr>
@@ -1296,7 +1296,7 @@
           <w:rFonts w:ascii="Times New Roman" w:hAnsi="Times New Roman" w:cs="Times New Roman"/>
           <w:rtl/>
         </w:rPr>
-        <w:t>"</w:t>
+        <w:t>״</w:t>
       </w:r>
       <w:r>
         <w:rPr>
@@ -1620,7 +1620,7 @@
         <w:rPr>
           <w:rFonts w:ascii="Times New Roman" w:hAnsi="Times New Roman" w:cs="Times New Roman"/>
         </w:rPr>
-        <w:t xml:space="preserve"> the</w:t>
+        <w:t xml:space="preserve"> the </w:t>
       </w:r>
       <w:r>
         <w:rPr>
@@ -1764,7 +1764,7 @@
         <w:rPr>
           <w:rFonts w:ascii="Times New Roman" w:hAnsi="Times New Roman" w:cs="Times New Roman"/>
         </w:rPr>
-        <w:t xml:space="preserve"> The</w:t>
+        <w:t xml:space="preserve"> The </w:t>
       </w:r>
       <w:r>
         <w:rPr>
@@ -1964,7 +1964,7 @@
         <w:rPr>
           <w:rFonts w:ascii="Times New Roman" w:hAnsi="Times New Roman" w:cs="Times New Roman"/>
         </w:rPr>
-        <w:t xml:space="preserve"> remained unconvinced. The</w:t>
+        <w:t xml:space="preserve"> remained unconvinced. The </w:t>
       </w:r>
       <w:r>
         <w:rPr>
@@ -2179,7 +2179,7 @@
         <w:rPr>
           <w:rFonts w:ascii="Times New Roman" w:hAnsi="Times New Roman" w:cs="Times New Roman"/>
         </w:rPr>
-        <w:t xml:space="preserve"> the</w:t>
+        <w:t xml:space="preserve"> the </w:t>
       </w:r>
       <w:r>
         <w:rPr>
@@ -3844,7 +3844,7 @@
         <w:rPr>
           <w:rFonts w:ascii="Times New Roman" w:hAnsi="Times New Roman" w:cs="Times New Roman"/>
         </w:rPr>
-        <w:t xml:space="preserve"> of the</w:t>
+        <w:t xml:space="preserve"> of the </w:t>
       </w:r>
       <w:r>
         <w:rPr>
@@ -4391,7 +4391,7 @@
         <w:rPr>
           <w:rFonts w:ascii="Times New Roman" w:hAnsi="Times New Roman" w:cs="Times New Roman"/>
         </w:rPr>
-        <w:t xml:space="preserve"> in exactly the same way as the</w:t>
+        <w:t xml:space="preserve"> in exactly the same way as the </w:t>
       </w:r>
       <w:r>
         <w:rPr>
